--- a/cinderella/Outputs/2026-07-22-corporate-setup-pack/Doc-11B-Certificate-of-Amendment.docx
+++ b/cinderella/Outputs/2026-07-22-corporate-setup-pack/Doc-11B-Certificate-of-Amendment.docx
@@ -213,7 +213,7 @@
           <w:sz w:val="22"/>
           <w:szCs w:val="22"/>
         </w:rPr>
-        <w:t xml:space="preserve">The total number of shares of capital stock the Corporation is authorized to issue is 10,000,000 shares, consisting of 7,000,000 shares of Class A Common Stock, par value $0.001 per share (“Class A Common Stock”), and 3,000,000 shares of Class B Common Stock, par value $0.001 per share (“Class B Common Stock”).</w:t>
+        <w:t xml:space="preserve">The total number of shares of capital stock the Corporation is authorized to issue is 10,000,000 shares, consisting of 6,000,000 shares of Class A Common Stock, par value $0.001 per share (“Class A Common Stock”), and 4,000,000 shares of Class B Common Stock, par value $0.001 per share (“Class B Common Stock”).</w:t>
       </w:r>
     </w:p>
     <w:p>
